--- a/data/revised_2026-10_full/tracked/v2/Maths/SS2.1_Similarity_and_Enlargement/Mathematics_Similarity_and_Enlargement_FinalExplanation_TeacherKey_TRACKED.docx
+++ b/data/revised_2026-10_full/tracked/v2/Maths/SS2.1_Similarity_and_Enlargement/Mathematics_Similarity_and_Enlargement_FinalExplanation_TeacherKey_TRACKED.docx
@@ -1192,7 +1192,7 @@
               </w:rPr>
               <w:t xml:space="preserve">(c) Reasoning: figures are similar (~) when all corresponding angles are equal and the ratios of corresponding sides are equal. The passport photo and poster pass both tests, so only their size changed. The trial print </w:t>
             </w:r>
-            <w:del w:id="9001" w:author="Claude (AI) - proposed" w:date="2026-10-15T12:57:50Z">
+            <w:del w:id="9001" w:author="Claude (AI) - proposed" w:date="2026-10-18T00:31:00Z">
               <w:r>
                 <w:rPr>
                   <w:rFonts w:ascii="Arial" w:cs="Arial" w:eastAsia="Arial" w:hAnsi="Arial"/>
@@ -1207,7 +1207,7 @@
                 <w:delText xml:space="preserve">fails both tests</w:delText>
               </w:r>
             </w:del>
-            <w:ins w:id="9002" w:author="Claude (AI) - proposed" w:date="2026-10-15T12:57:50Z">
+            <w:ins w:id="9002" w:author="Claude (AI) - proposed" w:date="2026-10-18T00:31:00Z">
               <w:r>
                 <w:rPr>
                   <w:rFonts w:ascii="Arial" w:cs="Arial" w:eastAsia="Arial" w:hAnsi="Arial"/>
@@ -1235,7 +1235,7 @@
               </w:rPr>
               <w:t xml:space="preserve">, so its shape changed</w:t>
             </w:r>
-            <w:ins w:id="9003" w:author="Claude (AI) - proposed" w:date="2026-10-15T12:57:50Z">
+            <w:ins w:id="9003" w:author="Claude (AI) - proposed" w:date="2026-10-18T00:31:00Z">
               <w:r>
                 <w:rPr>
                   <w:rFonts w:ascii="Arial" w:cs="Arial" w:eastAsia="Arial" w:hAnsi="Arial"/>
@@ -2296,7 +2296,7 @@
               <w:spacing w:after="40" w:before="0"/>
               <w:jc w:val="left"/>
             </w:pPr>
-            <w:ins w:id="9004" w:author="Claude (AI) - proposed" w:date="2026-10-15T12:57:50Z">
+            <w:ins w:id="9004" w:author="Claude (AI) - proposed" w:date="2026-10-18T00:31:00Z">
               <w:r>
                 <w:rPr>
                   <w:rFonts w:ascii="Arial" w:cs="Arial" w:eastAsia="Arial" w:hAnsi="Arial"/>
@@ -2344,7 +2344,7 @@
               <w:spacing w:after="40" w:before="0"/>
               <w:jc w:val="left"/>
             </w:pPr>
-            <w:ins w:id="9005" w:author="Claude (AI) - proposed" w:date="2026-10-15T12:57:50Z">
+            <w:ins w:id="9005" w:author="Claude (AI) - proposed" w:date="2026-10-18T00:31:00Z">
               <w:r>
                 <w:rPr>
                   <w:rFonts w:ascii="Arial" w:cs="Arial" w:eastAsia="Arial" w:hAnsi="Arial"/>
@@ -2392,7 +2392,7 @@
               <w:spacing w:after="40" w:before="0"/>
               <w:jc w:val="left"/>
             </w:pPr>
-            <w:ins w:id="9006" w:author="Claude (AI) - proposed" w:date="2026-10-15T12:57:50Z">
+            <w:ins w:id="9006" w:author="Claude (AI) - proposed" w:date="2026-10-18T00:31:00Z">
               <w:r>
                 <w:rPr>
                   <w:rFonts w:ascii="Arial" w:cs="Arial" w:eastAsia="Arial" w:hAnsi="Arial"/>
@@ -2475,7 +2475,7 @@
               <w:spacing w:after="40" w:before="0"/>
               <w:jc w:val="left"/>
             </w:pPr>
-            <w:ins w:id="9007" w:author="Claude (AI) - proposed" w:date="2026-10-15T12:57:50Z">
+            <w:ins w:id="9007" w:author="Claude (AI) - proposed" w:date="2026-10-18T00:31:00Z">
               <w:r>
                 <w:rPr>
                   <w:rFonts w:ascii="Arial" w:cs="Arial" w:eastAsia="Arial" w:hAnsi="Arial"/>
@@ -2523,7 +2523,7 @@
               <w:spacing w:after="40" w:before="0"/>
               <w:jc w:val="left"/>
             </w:pPr>
-            <w:ins w:id="9008" w:author="Claude (AI) - proposed" w:date="2026-10-15T12:57:50Z">
+            <w:ins w:id="9008" w:author="Claude (AI) - proposed" w:date="2026-10-18T00:31:00Z">
               <w:r>
                 <w:rPr>
                   <w:rFonts w:ascii="Arial" w:cs="Arial" w:eastAsia="Arial" w:hAnsi="Arial"/>
@@ -2571,7 +2571,7 @@
               <w:spacing w:after="40" w:before="0"/>
               <w:jc w:val="left"/>
             </w:pPr>
-            <w:ins w:id="9009" w:author="Claude (AI) - proposed" w:date="2026-10-15T12:57:50Z">
+            <w:ins w:id="9009" w:author="Claude (AI) - proposed" w:date="2026-10-18T00:31:00Z">
               <w:r>
                 <w:rPr>
                   <w:rFonts w:ascii="Arial" w:cs="Arial" w:eastAsia="Arial" w:hAnsi="Arial"/>
@@ -2654,7 +2654,7 @@
               <w:spacing w:after="40" w:before="0"/>
               <w:jc w:val="left"/>
             </w:pPr>
-            <w:ins w:id="9010" w:author="Claude (AI) - proposed" w:date="2026-10-15T12:57:50Z">
+            <w:ins w:id="9010" w:author="Claude (AI) - proposed" w:date="2026-10-18T00:31:00Z">
               <w:r>
                 <w:rPr>
                   <w:rFonts w:ascii="Arial" w:cs="Arial" w:eastAsia="Arial" w:hAnsi="Arial"/>
@@ -2702,7 +2702,7 @@
               <w:spacing w:after="40" w:before="0"/>
               <w:jc w:val="left"/>
             </w:pPr>
-            <w:ins w:id="9011" w:author="Claude (AI) - proposed" w:date="2026-10-15T12:57:50Z">
+            <w:ins w:id="9011" w:author="Claude (AI) - proposed" w:date="2026-10-18T00:31:00Z">
               <w:r>
                 <w:rPr>
                   <w:rFonts w:ascii="Arial" w:cs="Arial" w:eastAsia="Arial" w:hAnsi="Arial"/>
@@ -2750,7 +2750,7 @@
               <w:spacing w:after="40" w:before="0"/>
               <w:jc w:val="left"/>
             </w:pPr>
-            <w:ins w:id="9012" w:author="Claude (AI) - proposed" w:date="2026-10-15T12:57:50Z">
+            <w:ins w:id="9012" w:author="Claude (AI) - proposed" w:date="2026-10-18T00:31:00Z">
               <w:r>
                 <w:rPr>
                   <w:rFonts w:ascii="Arial" w:cs="Arial" w:eastAsia="Arial" w:hAnsi="Arial"/>
@@ -2833,7 +2833,7 @@
               <w:spacing w:after="40" w:before="0"/>
               <w:jc w:val="left"/>
             </w:pPr>
-            <w:ins w:id="9013" w:author="Claude (AI) - proposed" w:date="2026-10-15T12:57:50Z">
+            <w:ins w:id="9013" w:author="Claude (AI) - proposed" w:date="2026-10-18T00:31:00Z">
               <w:r>
                 <w:rPr>
                   <w:rFonts w:ascii="Arial" w:cs="Arial" w:eastAsia="Arial" w:hAnsi="Arial"/>
@@ -2881,7 +2881,7 @@
               <w:spacing w:after="40" w:before="0"/>
               <w:jc w:val="left"/>
             </w:pPr>
-            <w:ins w:id="9014" w:author="Claude (AI) - proposed" w:date="2026-10-15T12:57:50Z">
+            <w:ins w:id="9014" w:author="Claude (AI) - proposed" w:date="2026-10-18T00:31:00Z">
               <w:r>
                 <w:rPr>
                   <w:rFonts w:ascii="Arial" w:cs="Arial" w:eastAsia="Arial" w:hAnsi="Arial"/>
@@ -2929,7 +2929,7 @@
               <w:spacing w:after="40" w:before="0"/>
               <w:jc w:val="left"/>
             </w:pPr>
-            <w:ins w:id="9015" w:author="Claude (AI) - proposed" w:date="2026-10-15T12:57:50Z">
+            <w:ins w:id="9015" w:author="Claude (AI) - proposed" w:date="2026-10-18T00:31:00Z">
               <w:r>
                 <w:rPr>
                   <w:rFonts w:ascii="Arial" w:cs="Arial" w:eastAsia="Arial" w:hAnsi="Arial"/>
@@ -3012,7 +3012,7 @@
               <w:spacing w:after="40" w:before="0"/>
               <w:jc w:val="left"/>
             </w:pPr>
-            <w:ins w:id="9016" w:author="Claude (AI) - proposed" w:date="2026-10-15T12:57:50Z">
+            <w:ins w:id="9016" w:author="Claude (AI) - proposed" w:date="2026-10-18T00:31:00Z">
               <w:r>
                 <w:rPr>
                   <w:rFonts w:ascii="Arial" w:cs="Arial" w:eastAsia="Arial" w:hAnsi="Arial"/>
@@ -3040,7 +3040,7 @@
               </w:rPr>
               <w:t xml:space="preserve">Gives a complete explanation that size can change but shape is kept only if one scale factor is applied to all lengths. Connects to the </w:t>
             </w:r>
-            <w:del w:id="9017" w:author="Claude (AI) - proposed" w:date="2026-10-15T12:57:50Z">
+            <w:del w:id="9017" w:author="Claude (AI) - proposed" w:date="2026-10-18T00:31:00Z">
               <w:r>
                 <w:rPr>
                   <w:rFonts w:ascii="Arial" w:cs="Arial" w:eastAsia="Arial" w:hAnsi="Arial"/>
@@ -3055,7 +3055,7 @@
                 <w:delText xml:space="preserve">Key Inquiry Questions</w:delText>
               </w:r>
             </w:del>
-            <w:ins w:id="9018" w:author="Claude (AI) - proposed" w:date="2026-10-15T12:57:50Z">
+            <w:ins w:id="9018" w:author="Claude (AI) - proposed" w:date="2026-10-18T00:31:00Z">
               <w:r>
                 <w:rPr>
                   <w:rFonts w:ascii="Arial" w:cs="Arial" w:eastAsia="Arial" w:hAnsi="Arial"/>
@@ -3103,7 +3103,7 @@
               <w:spacing w:after="40" w:before="0"/>
               <w:jc w:val="left"/>
             </w:pPr>
-            <w:ins w:id="9019" w:author="Claude (AI) - proposed" w:date="2026-10-15T12:57:50Z">
+            <w:ins w:id="9019" w:author="Claude (AI) - proposed" w:date="2026-10-18T00:31:00Z">
               <w:r>
                 <w:rPr>
                   <w:rFonts w:ascii="Arial" w:cs="Arial" w:eastAsia="Arial" w:hAnsi="Arial"/>
@@ -3151,7 +3151,7 @@
               <w:spacing w:after="40" w:before="0"/>
               <w:jc w:val="left"/>
             </w:pPr>
-            <w:ins w:id="9020" w:author="Claude (AI) - proposed" w:date="2026-10-15T12:57:50Z">
+            <w:ins w:id="9020" w:author="Claude (AI) - proposed" w:date="2026-10-18T00:31:00Z">
               <w:r>
                 <w:rPr>
                   <w:rFonts w:ascii="Arial" w:cs="Arial" w:eastAsia="Arial" w:hAnsi="Arial"/>
@@ -3301,7 +3301,7 @@
         </w:rPr>
         <w:t xml:space="preserve">© 2026 SeaVuria and ARES. This work is licensed under a </w:t>
       </w:r>
-      <w:hyperlink w:history="1" r:id="rIdcszz9yhs5_e2clfhruznf">
+      <w:hyperlink w:history="1" r:id="rIdcoped8ju5f7djhcezi7pw">
         <w:r>
           <w:rPr>
             <w:rFonts w:ascii="Arial" w:cs="Arial" w:eastAsia="Arial" w:hAnsi="Arial"/>
@@ -3321,7 +3321,7 @@
         </w:rPr>
         <w:t xml:space="preserve"> (</w:t>
       </w:r>
-      <w:hyperlink w:history="1" r:id="rIduqfcx4befsmau1qxpoqee">
+      <w:hyperlink w:history="1" r:id="rIdw3cmq2-juvfvypggxzd9s">
         <w:r>
           <w:rPr>
             <w:rFonts w:ascii="Arial" w:cs="Arial" w:eastAsia="Arial" w:hAnsi="Arial"/>
@@ -3341,7 +3341,7 @@
         </w:rPr>
         <w:t xml:space="preserve">). To view a copy of this license, visit </w:t>
       </w:r>
-      <w:hyperlink w:history="1" r:id="rIdgqfs49s1drz_se01yzcaj">
+      <w:hyperlink w:history="1" r:id="rIdf8o8cnoj4vuhuga2zlisb">
         <w:r>
           <w:rPr>
             <w:rFonts w:ascii="Arial" w:cs="Arial" w:eastAsia="Arial" w:hAnsi="Arial"/>
